--- a/TedZhaoResume.docx
+++ b/TedZhaoResume.docx
@@ -2063,7 +2063,7 @@
                 <w:rFonts w:ascii="STIX Two Text" w:cs="STIX Two Text" w:eastAsia="STIX Two Text" w:hAnsi="STIX Two Text"/>
                 <w:rtl w:val="0"/>
               </w:rPr>
-              <w:t xml:space="preserve">6.0</w:t>
+              <w:t xml:space="preserve">6.25</w:t>
             </w:r>
             <w:r>
               <w:rPr>
@@ -4272,7 +4272,7 @@
 
 <file path=customXML/item1.xml><?xml version="1.0" encoding="utf-8"?>
 <go:gDocsCustomXmlDataStorage xmlns:go="http://customooxmlschemas.google.com/" xmlns:r="http://schemas.openxmlformats.org/officeDocument/2006/relationships" uri="GoogleDocsCustomDataVersion1">
-  <go:docsCustomData xmlns:go="http://customooxmlschemas.google.com/" roundtripDataSignature="AMtx7mjr15twWwWkABnrviNQV7hy1Tiv0w==">AMUW2mUL4BtMhdNY7eLcWtNevPcw4uKCKcMV30o43lw8oEKMfXO0Q9pAiGPHb7ZS/k0CGmbiFV2ONhTAOnBxE1Fh950i9jtOuZiDHWv6PZkjkosOTsiOzSU=</go:docsCustomData>
+  <go:docsCustomData xmlns:go="http://customooxmlschemas.google.com/" roundtripDataSignature="AMtx7mjr15twWwWkABnrviNQV7hy1Tiv0w==">AMUW2mUi17MZBaSDgROSjLvkHD0wZq7zJG9MqcFz0QcoPLUBRrbuY1wvfjbhX6E67JQAMSiIXNCUglFYiiBNFefCr1Pf3stgyUvTI1b9vEBqUktXNnIxrg8=</go:docsCustomData>
 </go:gDocsCustomXmlDataStorage>
 </file>
 
